--- a/.docu/Precisió.docx
+++ b/.docu/Precisió.docx
@@ -459,6 +459,399 @@
         </w:rPr>
         <w:t xml:space="preserve"> </w:t>
       </w:r>
+    </w:p>
+    <w:p>
+      <w:pPr>
+        <w:rPr>
+          <w:rFonts w:ascii="Arial" w:hAnsi="Arial" w:cs="Arial"/>
+          <w:lang w:val="ca-ES"/>
+        </w:rPr>
+      </w:pPr>
+    </w:p>
+    <w:p>
+      <w:pPr>
+        <w:shd w:val="clear" w:color="auto" w:fill="FFFFFF"/>
+        <w:spacing w:after="0" w:line="270" w:lineRule="atLeast"/>
+        <w:rPr>
+          <w:rFonts w:ascii="Menlo" w:eastAsia="Times New Roman" w:hAnsi="Menlo" w:cs="Menlo"/>
+          <w:color w:val="202020"/>
+          <w:kern w:val="0"/>
+          <w:sz w:val="18"/>
+          <w:szCs w:val="18"/>
+          <w:lang w:eastAsia="en-GB"/>
+          <w14:ligatures w14:val="none"/>
+        </w:rPr>
+      </w:pPr>
+      <w:r>
+        <w:rPr>
+          <w:rFonts w:ascii="Menlo" w:eastAsia="Times New Roman" w:hAnsi="Menlo" w:cs="Menlo"/>
+          <w:color w:val="6E7781"/>
+          <w:kern w:val="0"/>
+          <w:sz w:val="18"/>
+          <w:szCs w:val="18"/>
+          <w:lang w:eastAsia="en-GB"/>
+          <w14:ligatures w14:val="none"/>
+        </w:rPr>
+        <w:t># Why not Python's round() or int(x + 0.5)?</w:t>
+      </w:r>
+    </w:p>
+    <w:p>
+      <w:pPr>
+        <w:shd w:val="clear" w:color="auto" w:fill="FFFFFF"/>
+        <w:spacing w:after="0" w:line="270" w:lineRule="atLeast"/>
+        <w:rPr>
+          <w:rFonts w:ascii="Menlo" w:eastAsia="Times New Roman" w:hAnsi="Menlo" w:cs="Menlo"/>
+          <w:color w:val="202020"/>
+          <w:kern w:val="0"/>
+          <w:sz w:val="18"/>
+          <w:szCs w:val="18"/>
+          <w:lang w:eastAsia="en-GB"/>
+          <w14:ligatures w14:val="none"/>
+        </w:rPr>
+      </w:pPr>
+      <w:r>
+        <w:rPr>
+          <w:rFonts w:ascii="Menlo" w:eastAsia="Times New Roman" w:hAnsi="Menlo" w:cs="Menlo"/>
+          <w:color w:val="6E7781"/>
+          <w:kern w:val="0"/>
+          <w:sz w:val="18"/>
+          <w:szCs w:val="18"/>
+          <w:lang w:eastAsia="en-GB"/>
+          <w14:ligatures w14:val="none"/>
+        </w:rPr>
+        <w:t>#</w:t>
+      </w:r>
+    </w:p>
+    <w:p>
+      <w:pPr>
+        <w:shd w:val="clear" w:color="auto" w:fill="FFFFFF"/>
+        <w:spacing w:after="0" w:line="270" w:lineRule="atLeast"/>
+        <w:rPr>
+          <w:rFonts w:ascii="Menlo" w:eastAsia="Times New Roman" w:hAnsi="Menlo" w:cs="Menlo"/>
+          <w:color w:val="202020"/>
+          <w:kern w:val="0"/>
+          <w:sz w:val="18"/>
+          <w:szCs w:val="18"/>
+          <w:lang w:eastAsia="en-GB"/>
+          <w14:ligatures w14:val="none"/>
+        </w:rPr>
+      </w:pPr>
+      <w:r>
+        <w:rPr>
+          <w:rFonts w:ascii="Menlo" w:eastAsia="Times New Roman" w:hAnsi="Menlo" w:cs="Menlo"/>
+          <w:color w:val="6E7781"/>
+          <w:kern w:val="0"/>
+          <w:sz w:val="18"/>
+          <w:szCs w:val="18"/>
+          <w:lang w:eastAsia="en-GB"/>
+          <w14:ligatures w14:val="none"/>
+        </w:rPr>
+        <w:t># Python's round() uses banker's rounding: round(22.5) -&gt; 22, round(23.5) -&gt; 24</w:t>
+      </w:r>
+    </w:p>
+    <w:p>
+      <w:pPr>
+        <w:shd w:val="clear" w:color="auto" w:fill="FFFFFF"/>
+        <w:spacing w:after="0" w:line="270" w:lineRule="atLeast"/>
+        <w:rPr>
+          <w:rFonts w:ascii="Menlo" w:eastAsia="Times New Roman" w:hAnsi="Menlo" w:cs="Menlo"/>
+          <w:color w:val="202020"/>
+          <w:kern w:val="0"/>
+          <w:sz w:val="18"/>
+          <w:szCs w:val="18"/>
+          <w:lang w:eastAsia="en-GB"/>
+          <w14:ligatures w14:val="none"/>
+        </w:rPr>
+      </w:pPr>
+      <w:r>
+        <w:rPr>
+          <w:rFonts w:ascii="Menlo" w:eastAsia="Times New Roman" w:hAnsi="Menlo" w:cs="Menlo"/>
+          <w:color w:val="6E7781"/>
+          <w:kern w:val="0"/>
+          <w:sz w:val="18"/>
+          <w:szCs w:val="18"/>
+          <w:lang w:eastAsia="en-GB"/>
+          <w14:ligatures w14:val="none"/>
+        </w:rPr>
+        <w:t># (rounds to the nearest even number). We want standard round-half-up: 22.5 -&gt; 23.</w:t>
+      </w:r>
+    </w:p>
+    <w:p>
+      <w:pPr>
+        <w:shd w:val="clear" w:color="auto" w:fill="FFFFFF"/>
+        <w:spacing w:after="0" w:line="270" w:lineRule="atLeast"/>
+        <w:rPr>
+          <w:rFonts w:ascii="Menlo" w:eastAsia="Times New Roman" w:hAnsi="Menlo" w:cs="Menlo"/>
+          <w:color w:val="202020"/>
+          <w:kern w:val="0"/>
+          <w:sz w:val="18"/>
+          <w:szCs w:val="18"/>
+          <w:lang w:eastAsia="en-GB"/>
+          <w14:ligatures w14:val="none"/>
+        </w:rPr>
+      </w:pPr>
+      <w:r>
+        <w:rPr>
+          <w:rFonts w:ascii="Menlo" w:eastAsia="Times New Roman" w:hAnsi="Menlo" w:cs="Menlo"/>
+          <w:color w:val="6E7781"/>
+          <w:kern w:val="0"/>
+          <w:sz w:val="18"/>
+          <w:szCs w:val="18"/>
+          <w:lang w:eastAsia="en-GB"/>
+          <w14:ligatures w14:val="none"/>
+        </w:rPr>
+        <w:t>#</w:t>
+      </w:r>
+    </w:p>
+    <w:p>
+      <w:pPr>
+        <w:shd w:val="clear" w:color="auto" w:fill="FFFFFF"/>
+        <w:spacing w:after="0" w:line="270" w:lineRule="atLeast"/>
+        <w:rPr>
+          <w:rFonts w:ascii="Menlo" w:eastAsia="Times New Roman" w:hAnsi="Menlo" w:cs="Menlo"/>
+          <w:color w:val="202020"/>
+          <w:kern w:val="0"/>
+          <w:sz w:val="18"/>
+          <w:szCs w:val="18"/>
+          <w:lang w:eastAsia="en-GB"/>
+          <w14:ligatures w14:val="none"/>
+        </w:rPr>
+      </w:pPr>
+      <w:r>
+        <w:rPr>
+          <w:rFonts w:ascii="Menlo" w:eastAsia="Times New Roman" w:hAnsi="Menlo" w:cs="Menlo"/>
+          <w:color w:val="6E7781"/>
+          <w:kern w:val="0"/>
+          <w:sz w:val="18"/>
+          <w:szCs w:val="18"/>
+          <w:lang w:eastAsia="en-GB"/>
+          <w14:ligatures w14:val="none"/>
+        </w:rPr>
+        <w:t># int(x + 0.5) looks like a fix but also fails: statistics.mean() returns a float,</w:t>
+      </w:r>
+    </w:p>
+    <w:p>
+      <w:pPr>
+        <w:shd w:val="clear" w:color="auto" w:fill="FFFFFF"/>
+        <w:spacing w:after="0" w:line="270" w:lineRule="atLeast"/>
+        <w:rPr>
+          <w:rFonts w:ascii="Menlo" w:eastAsia="Times New Roman" w:hAnsi="Menlo" w:cs="Menlo"/>
+          <w:color w:val="202020"/>
+          <w:kern w:val="0"/>
+          <w:sz w:val="18"/>
+          <w:szCs w:val="18"/>
+          <w:lang w:eastAsia="en-GB"/>
+          <w14:ligatures w14:val="none"/>
+        </w:rPr>
+      </w:pPr>
+      <w:r>
+        <w:rPr>
+          <w:rFonts w:ascii="Menlo" w:eastAsia="Times New Roman" w:hAnsi="Menlo" w:cs="Menlo"/>
+          <w:color w:val="6E7781"/>
+          <w:kern w:val="0"/>
+          <w:sz w:val="18"/>
+          <w:szCs w:val="18"/>
+          <w:lang w:eastAsia="en-GB"/>
+          <w14:ligatures w14:val="none"/>
+        </w:rPr>
+        <w:t># and floating point arithmetic introduces small errors. For example, the true mean</w:t>
+      </w:r>
+    </w:p>
+    <w:p>
+      <w:pPr>
+        <w:shd w:val="clear" w:color="auto" w:fill="FFFFFF"/>
+        <w:spacing w:after="0" w:line="270" w:lineRule="atLeast"/>
+        <w:rPr>
+          <w:rFonts w:ascii="Menlo" w:eastAsia="Times New Roman" w:hAnsi="Menlo" w:cs="Menlo"/>
+          <w:color w:val="202020"/>
+          <w:kern w:val="0"/>
+          <w:sz w:val="18"/>
+          <w:szCs w:val="18"/>
+          <w:lang w:eastAsia="en-GB"/>
+          <w14:ligatures w14:val="none"/>
+        </w:rPr>
+      </w:pPr>
+      <w:r>
+        <w:rPr>
+          <w:rFonts w:ascii="Menlo" w:eastAsia="Times New Roman" w:hAnsi="Menlo" w:cs="Menlo"/>
+          <w:color w:val="6E7781"/>
+          <w:kern w:val="0"/>
+          <w:sz w:val="18"/>
+          <w:szCs w:val="18"/>
+          <w:lang w:eastAsia="en-GB"/>
+          <w14:ligatures w14:val="none"/>
+        </w:rPr>
+        <w:t># of 1411 integers might be exactly 22.5, but Python computes it as 22.499999999...</w:t>
+      </w:r>
+    </w:p>
+    <w:p>
+      <w:pPr>
+        <w:shd w:val="clear" w:color="auto" w:fill="FFFFFF"/>
+        <w:spacing w:after="0" w:line="270" w:lineRule="atLeast"/>
+        <w:rPr>
+          <w:rFonts w:ascii="Menlo" w:eastAsia="Times New Roman" w:hAnsi="Menlo" w:cs="Menlo"/>
+          <w:color w:val="202020"/>
+          <w:kern w:val="0"/>
+          <w:sz w:val="18"/>
+          <w:szCs w:val="18"/>
+          <w:lang w:eastAsia="en-GB"/>
+          <w14:ligatures w14:val="none"/>
+        </w:rPr>
+      </w:pPr>
+      <w:r>
+        <w:rPr>
+          <w:rFonts w:ascii="Menlo" w:eastAsia="Times New Roman" w:hAnsi="Menlo" w:cs="Menlo"/>
+          <w:color w:val="6E7781"/>
+          <w:kern w:val="0"/>
+          <w:sz w:val="18"/>
+          <w:szCs w:val="18"/>
+          <w:lang w:eastAsia="en-GB"/>
+          <w14:ligatures w14:val="none"/>
+        </w:rPr>
+        <w:t># Then int(22.499... + 0.5) = int(22.999...) = 22. Wrong.</w:t>
+      </w:r>
+    </w:p>
+    <w:p>
+      <w:pPr>
+        <w:shd w:val="clear" w:color="auto" w:fill="FFFFFF"/>
+        <w:spacing w:after="0" w:line="270" w:lineRule="atLeast"/>
+        <w:rPr>
+          <w:rFonts w:ascii="Menlo" w:eastAsia="Times New Roman" w:hAnsi="Menlo" w:cs="Menlo"/>
+          <w:color w:val="202020"/>
+          <w:kern w:val="0"/>
+          <w:sz w:val="18"/>
+          <w:szCs w:val="18"/>
+          <w:lang w:eastAsia="en-GB"/>
+          <w14:ligatures w14:val="none"/>
+        </w:rPr>
+      </w:pPr>
+      <w:r>
+        <w:rPr>
+          <w:rFonts w:ascii="Menlo" w:eastAsia="Times New Roman" w:hAnsi="Menlo" w:cs="Menlo"/>
+          <w:color w:val="6E7781"/>
+          <w:kern w:val="0"/>
+          <w:sz w:val="18"/>
+          <w:szCs w:val="18"/>
+          <w:lang w:eastAsia="en-GB"/>
+          <w14:ligatures w14:val="none"/>
+        </w:rPr>
+        <w:t>#</w:t>
+      </w:r>
+    </w:p>
+    <w:p>
+      <w:pPr>
+        <w:shd w:val="clear" w:color="auto" w:fill="FFFFFF"/>
+        <w:spacing w:after="0" w:line="270" w:lineRule="atLeast"/>
+        <w:rPr>
+          <w:rFonts w:ascii="Menlo" w:eastAsia="Times New Roman" w:hAnsi="Menlo" w:cs="Menlo"/>
+          <w:color w:val="202020"/>
+          <w:kern w:val="0"/>
+          <w:sz w:val="18"/>
+          <w:szCs w:val="18"/>
+          <w:lang w:eastAsia="en-GB"/>
+          <w14:ligatures w14:val="none"/>
+        </w:rPr>
+      </w:pPr>
+      <w:r>
+        <w:rPr>
+          <w:rFonts w:ascii="Menlo" w:eastAsia="Times New Roman" w:hAnsi="Menlo" w:cs="Menlo"/>
+          <w:color w:val="6E7781"/>
+          <w:kern w:val="0"/>
+          <w:sz w:val="18"/>
+          <w:szCs w:val="18"/>
+          <w:lang w:eastAsia="en-GB"/>
+          <w14:ligatures w14:val="none"/>
+        </w:rPr>
+        <w:t># Fix: all door times are integers, so we compute the mean using pure integer</w:t>
+      </w:r>
+    </w:p>
+    <w:p>
+      <w:pPr>
+        <w:shd w:val="clear" w:color="auto" w:fill="FFFFFF"/>
+        <w:spacing w:after="0" w:line="270" w:lineRule="atLeast"/>
+        <w:rPr>
+          <w:rFonts w:ascii="Menlo" w:eastAsia="Times New Roman" w:hAnsi="Menlo" w:cs="Menlo"/>
+          <w:color w:val="202020"/>
+          <w:kern w:val="0"/>
+          <w:sz w:val="18"/>
+          <w:szCs w:val="18"/>
+          <w:lang w:eastAsia="en-GB"/>
+          <w14:ligatures w14:val="none"/>
+        </w:rPr>
+      </w:pPr>
+      <w:r>
+        <w:rPr>
+          <w:rFonts w:ascii="Menlo" w:eastAsia="Times New Roman" w:hAnsi="Menlo" w:cs="Menlo"/>
+          <w:color w:val="6E7781"/>
+          <w:kern w:val="0"/>
+          <w:sz w:val="18"/>
+          <w:szCs w:val="18"/>
+          <w:lang w:eastAsia="en-GB"/>
+          <w14:ligatures w14:val="none"/>
+        </w:rPr>
+        <w:t># arithmetic, no floats at all. Round-half-up of total/n is floor(total/n + 0.5).</w:t>
+      </w:r>
+    </w:p>
+    <w:p>
+      <w:pPr>
+        <w:shd w:val="clear" w:color="auto" w:fill="FFFFFF"/>
+        <w:spacing w:after="0" w:line="270" w:lineRule="atLeast"/>
+        <w:rPr>
+          <w:rFonts w:ascii="Menlo" w:eastAsia="Times New Roman" w:hAnsi="Menlo" w:cs="Menlo"/>
+          <w:color w:val="202020"/>
+          <w:kern w:val="0"/>
+          <w:sz w:val="18"/>
+          <w:szCs w:val="18"/>
+          <w:lang w:eastAsia="en-GB"/>
+          <w14:ligatures w14:val="none"/>
+        </w:rPr>
+      </w:pPr>
+      <w:r>
+        <w:rPr>
+          <w:rFonts w:ascii="Menlo" w:eastAsia="Times New Roman" w:hAnsi="Menlo" w:cs="Menlo"/>
+          <w:color w:val="6E7781"/>
+          <w:kern w:val="0"/>
+          <w:sz w:val="18"/>
+          <w:szCs w:val="18"/>
+          <w:lang w:eastAsia="en-GB"/>
+          <w14:ligatures w14:val="none"/>
+        </w:rPr>
+        <w:t># Rewriting + 0.5 as n/(2n) gives floor((2*total + n) / (2*n)), which in integer</w:t>
+      </w:r>
+    </w:p>
+    <w:p>
+      <w:pPr>
+        <w:shd w:val="clear" w:color="auto" w:fill="FFFFFF"/>
+        <w:spacing w:after="0" w:line="270" w:lineRule="atLeast"/>
+        <w:rPr>
+          <w:rFonts w:ascii="Menlo" w:eastAsia="Times New Roman" w:hAnsi="Menlo" w:cs="Menlo"/>
+          <w:color w:val="202020"/>
+          <w:kern w:val="0"/>
+          <w:sz w:val="18"/>
+          <w:szCs w:val="18"/>
+          <w:lang w:eastAsia="en-GB"/>
+          <w14:ligatures w14:val="none"/>
+        </w:rPr>
+      </w:pPr>
+      <w:r>
+        <w:rPr>
+          <w:rFonts w:ascii="Menlo" w:eastAsia="Times New Roman" w:hAnsi="Menlo" w:cs="Menlo"/>
+          <w:color w:val="6E7781"/>
+          <w:kern w:val="0"/>
+          <w:sz w:val="18"/>
+          <w:szCs w:val="18"/>
+          <w:lang w:eastAsia="en-GB"/>
+          <w14:ligatures w14:val="none"/>
+        </w:rPr>
+        <w:t># division is (2*total + n) // (2*n). Exact, no floating point error possible.</w:t>
+      </w:r>
+    </w:p>
+    <w:p>
+      <w:pPr>
+        <w:rPr>
+          <w:rFonts w:ascii="Arial" w:hAnsi="Arial" w:cs="Arial"/>
+        </w:rPr>
+      </w:pPr>
     </w:p>
     <w:sectPr>
       <w:pgSz w:w="11906" w:h="16838"/>

--- a/.docu/Precisió.docx
+++ b/.docu/Precisió.docx
@@ -325,7 +325,6 @@
       <w:pPr>
         <w:rPr>
           <w:rFonts w:ascii="Arial" w:hAnsi="Arial" w:cs="Arial"/>
-          <w:lang w:val="ca-ES"/>
         </w:rPr>
       </w:pPr>
       <w:r>
@@ -348,6 +347,44 @@
           <w:rFonts w:ascii="Arial" w:hAnsi="Arial" w:cs="Arial"/>
         </w:rPr>
         <w:t xml:space="preserve">. </w:t>
+      </w:r>
+    </w:p>
+    <w:p>
+      <w:pPr>
+        <w:rPr>
+          <w:rFonts w:ascii="Arial" w:hAnsi="Arial" w:cs="Arial"/>
+          <w:lang w:val="ca-ES"/>
+        </w:rPr>
+      </w:pPr>
+      <w:r>
+        <w:rPr>
+          <w:rFonts w:ascii="Arial" w:hAnsi="Arial" w:cs="Arial"/>
+        </w:rPr>
+        <w:t>Aquesta funció és utilitzada tant a la creació de ‘doors.txt’ (a ‘</w:t>
+      </w:r>
+      <w:r>
+        <w:rPr>
+          <w:rFonts w:ascii="Arial" w:hAnsi="Arial" w:cs="Arial"/>
+        </w:rPr>
+        <w:t>data_validation/checks/stop_times/3_door_times_check.py</w:t>
+      </w:r>
+      <w:r>
+        <w:rPr>
+          <w:rFonts w:ascii="Arial" w:hAnsi="Arial" w:cs="Arial"/>
+        </w:rPr>
+        <w:t>’) com a la creació de ‘subway_weights.txt’ (a ‘</w:t>
+      </w:r>
+      <w:r>
+        <w:rPr>
+          <w:rFonts w:ascii="Arial" w:hAnsi="Arial" w:cs="Arial"/>
+        </w:rPr>
+        <w:t>data_validation/processing/6_weights.py</w:t>
+      </w:r>
+      <w:r>
+        <w:rPr>
+          <w:rFonts w:ascii="Arial" w:hAnsi="Arial" w:cs="Arial"/>
+        </w:rPr>
+        <w:t>’).</w:t>
       </w:r>
     </w:p>
     <w:p>

--- a/.docu/Precisió.docx
+++ b/.docu/Precisió.docx
@@ -318,35 +318,55 @@
         <w:rPr>
           <w:rFonts w:ascii="Arial" w:hAnsi="Arial" w:cs="Arial"/>
         </w:rPr>
-        <w:t xml:space="preserve">, on “n” és el nombre de nombres que hi ha a la mitjana i “total” la suma d’aquests nombres.  </w:t>
-      </w:r>
-    </w:p>
-    <w:p>
-      <w:pPr>
-        <w:rPr>
-          <w:rFonts w:ascii="Arial" w:hAnsi="Arial" w:cs="Arial"/>
-        </w:rPr>
-      </w:pPr>
-      <w:r>
-        <w:rPr>
-          <w:rFonts w:ascii="Arial" w:hAnsi="Arial" w:cs="Arial"/>
-          <w:lang w:val="ca-ES"/>
-        </w:rPr>
-        <w:t xml:space="preserve">Aquest mètode està explicat a </w:t>
-      </w:r>
-      <w:r>
-        <w:rPr>
-          <w:rFonts w:ascii="Arial" w:hAnsi="Arial" w:cs="Arial"/>
-          <w:i/>
-          <w:iCs/>
-        </w:rPr>
-        <w:t>Henry S. Warren Jr., Hacker's Delight, 2nd ed. (Addison-Wesley, 2013), Chapter 10. Integer division by constants, pàgina 237</w:t>
-      </w:r>
-      <w:r>
-        <w:rPr>
-          <w:rFonts w:ascii="Arial" w:hAnsi="Arial" w:cs="Arial"/>
-        </w:rPr>
-        <w:t xml:space="preserve">. </w:t>
+        <w:t xml:space="preserve">, on “n” és el nombre de nombres que hi ha a la mitjana i “total” la suma d’aquests nombres. </w:t>
+      </w:r>
+      <w:r>
+        <w:rPr>
+          <w:rFonts w:ascii="Arial" w:hAnsi="Arial" w:cs="Arial"/>
+          <w:lang w:val="ca-ES"/>
+        </w:rPr>
+        <w:t xml:space="preserve">Aquest mètode </w:t>
+      </w:r>
+      <w:r>
+        <w:rPr>
+          <w:rFonts w:ascii="Arial" w:hAnsi="Arial" w:cs="Arial"/>
+          <w:lang w:val="ca-ES"/>
+        </w:rPr>
+        <w:t xml:space="preserve">està inspirat </w:t>
+      </w:r>
+      <w:r>
+        <w:rPr>
+          <w:rFonts w:ascii="Arial" w:hAnsi="Arial" w:cs="Arial"/>
+        </w:rPr>
+        <w:t>la definició de l'arrodoniment half-up de la Viquipèdia</w:t>
+      </w:r>
+      <w:r>
+        <w:rPr>
+          <w:rFonts w:ascii="Arial" w:hAnsi="Arial" w:cs="Arial"/>
+        </w:rPr>
+        <w:t xml:space="preserve"> (</w:t>
+      </w:r>
+      <w:hyperlink r:id="rId7" w:anchor="Rounding_half_up" w:history="1">
+        <w:r>
+          <w:rPr>
+            <w:rStyle w:val="Hyperlink"/>
+            <w:rFonts w:ascii="Arial" w:hAnsi="Arial" w:cs="Arial"/>
+          </w:rPr>
+          <w:t>ref</w:t>
+        </w:r>
+      </w:hyperlink>
+      <w:r>
+        <w:rPr>
+          <w:rFonts w:ascii="Arial" w:hAnsi="Arial" w:cs="Arial"/>
+        </w:rPr>
+        <w:t>)</w:t>
+      </w:r>
+      <w:r>
+        <w:rPr>
+          <w:rFonts w:ascii="Arial" w:hAnsi="Arial" w:cs="Arial"/>
+          <w:lang w:val="ca-ES"/>
+        </w:rPr>
+        <w:t>.</w:t>
       </w:r>
     </w:p>
     <w:p>
@@ -429,7 +449,7 @@
           <w:lang w:val="ca-ES"/>
         </w:rPr>
       </w:pPr>
-      <w:hyperlink r:id="rId7" w:history="1">
+      <w:hyperlink r:id="rId8" w:history="1">
         <w:r>
           <w:rPr>
             <w:rStyle w:val="Hyperlink"/>
@@ -447,7 +467,7 @@
           <w:lang w:val="ca-ES"/>
         </w:rPr>
       </w:pPr>
-      <w:hyperlink r:id="rId8" w:anchor=":~:text=Python%20has%20a%20built%2Din,work%20quite%20as%20you%20expect" w:history="1">
+      <w:hyperlink r:id="rId9" w:anchor=":~:text=Python%20has%20a%20built%2Din,work%20quite%20as%20you%20expect" w:history="1">
         <w:r>
           <w:rPr>
             <w:rStyle w:val="Hyperlink"/>
@@ -479,7 +499,7 @@
           <w:lang w:val="ca-ES"/>
         </w:rPr>
       </w:pPr>
-      <w:hyperlink r:id="rId9" w:anchor="round" w:history="1">
+      <w:hyperlink r:id="rId10" w:anchor="round" w:history="1">
         <w:r>
           <w:rPr>
             <w:rStyle w:val="Hyperlink"/>
@@ -495,6 +515,34 @@
           <w:lang w:val="ca-ES"/>
         </w:rPr>
         <w:t xml:space="preserve"> </w:t>
+      </w:r>
+    </w:p>
+    <w:p>
+      <w:pPr>
+        <w:rPr>
+          <w:rFonts w:ascii="Arial" w:hAnsi="Arial" w:cs="Arial"/>
+        </w:rPr>
+      </w:pPr>
+      <w:r>
+        <w:rPr>
+          <w:rFonts w:ascii="Arial" w:hAnsi="Arial" w:cs="Arial"/>
+          <w:lang w:val="ca-ES"/>
+        </w:rPr>
+        <w:t xml:space="preserve">està explicat a </w:t>
+      </w:r>
+      <w:r>
+        <w:rPr>
+          <w:rFonts w:ascii="Arial" w:hAnsi="Arial" w:cs="Arial"/>
+          <w:i/>
+          <w:iCs/>
+        </w:rPr>
+        <w:t>Henry S. Warren Jr., Hacker's Delight, 2nd ed. (Addison-Wesley, 2013), Chapter 10. Integer division by constants, pàgina 237</w:t>
+      </w:r>
+      <w:r>
+        <w:rPr>
+          <w:rFonts w:ascii="Arial" w:hAnsi="Arial" w:cs="Arial"/>
+        </w:rPr>
+        <w:t xml:space="preserve">. </w:t>
       </w:r>
     </w:p>
     <w:p>
@@ -1623,7 +1671,6 @@
   <w:style w:type="character" w:default="1" w:styleId="DefaultParagraphFont">
     <w:name w:val="Default Paragraph Font"/>
     <w:uiPriority w:val="1"/>
-    <w:semiHidden/>
     <w:unhideWhenUsed/>
   </w:style>
   <w:style w:type="table" w:default="1" w:styleId="TableNormal">
